--- a/preview/docxs/27-creative-indigo.docx
+++ b/preview/docxs/27-creative-indigo.docx
@@ -499,7 +499,7 @@
         </w:rPr>
         <w:t xml:space="preserve">Demo: </w:t>
       </w:r>
-      <w:hyperlink w:history="1" r:id="rIdrceflcn-jccw1rswoa9xi">
+      <w:hyperlink w:history="1" r:id="rIdxa-zkdup8t3i9u6trfqcg">
         <w:r>
           <w:rPr>
             <w:color w:val="4f46e5"/>
@@ -527,7 +527,7 @@
         </w:rPr>
         <w:t xml:space="preserve">Code: </w:t>
       </w:r>
-      <w:hyperlink w:history="1" r:id="rIdkjmksb-5l-m1f5oxxpdsm">
+      <w:hyperlink w:history="1" r:id="rIdy0n7tm5j29dhvgpvzbtmh">
         <w:r>
           <w:rPr>
             <w:color w:val="4f46e5"/>
@@ -617,7 +617,7 @@
         </w:rPr>
         <w:t xml:space="preserve">Demo: </w:t>
       </w:r>
-      <w:hyperlink w:history="1" r:id="rIdz8dmfva_5va088qakhxrs">
+      <w:hyperlink w:history="1" r:id="rIdmpdj8v5r4y20j9l_v_zeo">
         <w:r>
           <w:rPr>
             <w:color w:val="4f46e5"/>
@@ -1036,7 +1036,7 @@
         </w:rPr>
         <w:t xml:space="preserve">Portfolio: </w:t>
       </w:r>
-      <w:hyperlink w:history="1" r:id="rIdbzzg2t1tal6eqe9p1cj1w">
+      <w:hyperlink w:history="1" r:id="rId1j9uvedwjsescbx2-zek9">
         <w:r>
           <w:rPr>
             <w:color w:val="4f46e5"/>
